--- a/td2/Report.docx
+++ b/td2/Report.docx
@@ -10,6 +10,8 @@
           <w:szCs w:val="44"/>
         </w:rPr>
       </w:pPr>
+      <w:bookmarkStart w:id="0" w:name="_Hlk218367777"/>
+      <w:bookmarkEnd w:id="0"/>
       <w:r>
         <w:rPr>
           <w:rFonts w:hint="eastAsia"/>
@@ -78,6 +80,7 @@
     <w:p>
       <w:pPr>
         <w:rPr>
+          <w:rFonts w:hint="eastAsia"/>
           <w:sz w:val="44"/>
           <w:szCs w:val="44"/>
         </w:rPr>
@@ -90,9 +93,9 @@
           <w:szCs w:val="44"/>
         </w:rPr>
         <w:drawing>
-          <wp:inline distT="0" distB="0" distL="0" distR="0" wp14:anchorId="5C776134" wp14:editId="40E60CC5">
-            <wp:extent cx="2952750" cy="1276350"/>
-            <wp:effectExtent l="0" t="0" r="0" b="0"/>
+          <wp:inline distT="0" distB="0" distL="0" distR="0" wp14:anchorId="5C776134" wp14:editId="767C9436">
+            <wp:extent cx="2409825" cy="1041666"/>
+            <wp:effectExtent l="0" t="0" r="0" b="6350"/>
             <wp:docPr id="832854881" name="图片 2"/>
             <wp:cNvGraphicFramePr>
               <a:graphicFrameLocks xmlns:a="http://schemas.openxmlformats.org/drawingml/2006/main" noChangeAspect="1"/>
@@ -122,7 +125,7 @@
                   <pic:spPr bwMode="auto">
                     <a:xfrm>
                       <a:off x="0" y="0"/>
-                      <a:ext cx="2952750" cy="1276350"/>
+                      <a:ext cx="2422686" cy="1047225"/>
                     </a:xfrm>
                     <a:prstGeom prst="rect">
                       <a:avLst/>
@@ -141,33 +144,612 @@
     </w:p>
     <w:p>
       <w:pPr>
+        <w:rPr>
+          <w:sz w:val="44"/>
+          <w:szCs w:val="44"/>
+        </w:rPr>
+      </w:pPr>
+      <w:r>
+        <w:rPr>
+          <w:rFonts w:hint="eastAsia"/>
+          <w:sz w:val="44"/>
+          <w:szCs w:val="44"/>
+        </w:rPr>
+        <w:t>Section3:</w:t>
+      </w:r>
+    </w:p>
+    <w:p>
+      <w:pPr>
+        <w:rPr>
+          <w:rFonts w:hint="eastAsia"/>
+          <w:sz w:val="44"/>
+          <w:szCs w:val="44"/>
+        </w:rPr>
+      </w:pPr>
+      <w:r>
+        <w:rPr>
+          <w:noProof/>
+        </w:rPr>
+        <w:drawing>
+          <wp:inline distT="0" distB="0" distL="0" distR="0" wp14:anchorId="0E0A73B4" wp14:editId="6CF66F17">
+            <wp:extent cx="5274310" cy="1779270"/>
+            <wp:effectExtent l="0" t="0" r="2540" b="0"/>
+            <wp:docPr id="1386968079" name="图片 1" descr="文本&#10;&#10;AI 生成的内容可能不正确。"/>
+            <wp:cNvGraphicFramePr>
+              <a:graphicFrameLocks xmlns:a="http://schemas.openxmlformats.org/drawingml/2006/main" noChangeAspect="1"/>
+            </wp:cNvGraphicFramePr>
+            <a:graphic xmlns:a="http://schemas.openxmlformats.org/drawingml/2006/main">
+              <a:graphicData uri="http://schemas.openxmlformats.org/drawingml/2006/picture">
+                <pic:pic xmlns:pic="http://schemas.openxmlformats.org/drawingml/2006/picture">
+                  <pic:nvPicPr>
+                    <pic:cNvPr id="1386968079" name="图片 1" descr="文本&#10;&#10;AI 生成的内容可能不正确。"/>
+                    <pic:cNvPicPr/>
+                  </pic:nvPicPr>
+                  <pic:blipFill>
+                    <a:blip r:embed="rId7"/>
+                    <a:stretch>
+                      <a:fillRect/>
+                    </a:stretch>
+                  </pic:blipFill>
+                  <pic:spPr>
+                    <a:xfrm>
+                      <a:off x="0" y="0"/>
+                      <a:ext cx="5274310" cy="1779270"/>
+                    </a:xfrm>
+                    <a:prstGeom prst="rect">
+                      <a:avLst/>
+                    </a:prstGeom>
+                  </pic:spPr>
+                </pic:pic>
+              </a:graphicData>
+            </a:graphic>
+          </wp:inline>
+        </w:drawing>
+      </w:r>
+    </w:p>
+    <w:p>
+      <w:pPr>
+        <w:rPr>
+          <w:sz w:val="32"/>
+          <w:szCs w:val="32"/>
+        </w:rPr>
+      </w:pPr>
+      <w:r>
+        <w:rPr>
+          <w:noProof/>
+        </w:rPr>
+        <w:drawing>
+          <wp:anchor distT="0" distB="0" distL="114300" distR="114300" simplePos="0" relativeHeight="251658240" behindDoc="0" locked="0" layoutInCell="1" allowOverlap="1" wp14:anchorId="143CA1DC" wp14:editId="3FE1DAA7">
+            <wp:simplePos x="1143000" y="8601075"/>
+            <wp:positionH relativeFrom="column">
+              <wp:align>left</wp:align>
+            </wp:positionH>
+            <wp:positionV relativeFrom="paragraph">
+              <wp:align>top</wp:align>
+            </wp:positionV>
+            <wp:extent cx="2534073" cy="1095375"/>
+            <wp:effectExtent l="0" t="0" r="0" b="0"/>
+            <wp:wrapSquare wrapText="bothSides"/>
+            <wp:docPr id="1805984114" name="图片 1" descr="图形用户界面, 文本, 应用程序, 电子邮件&#10;&#10;AI 生成的内容可能不正确。"/>
+            <wp:cNvGraphicFramePr>
+              <a:graphicFrameLocks xmlns:a="http://schemas.openxmlformats.org/drawingml/2006/main" noChangeAspect="1"/>
+            </wp:cNvGraphicFramePr>
+            <a:graphic xmlns:a="http://schemas.openxmlformats.org/drawingml/2006/main">
+              <a:graphicData uri="http://schemas.openxmlformats.org/drawingml/2006/picture">
+                <pic:pic xmlns:pic="http://schemas.openxmlformats.org/drawingml/2006/picture">
+                  <pic:nvPicPr>
+                    <pic:cNvPr id="1805984114" name="图片 1" descr="图形用户界面, 文本, 应用程序, 电子邮件&#10;&#10;AI 生成的内容可能不正确。"/>
+                    <pic:cNvPicPr/>
+                  </pic:nvPicPr>
+                  <pic:blipFill>
+                    <a:blip r:embed="rId8">
+                      <a:extLst>
+                        <a:ext uri="{28A0092B-C50C-407E-A947-70E740481C1C}">
+                          <a14:useLocalDpi xmlns:a14="http://schemas.microsoft.com/office/drawing/2010/main" val="0"/>
+                        </a:ext>
+                      </a:extLst>
+                    </a:blip>
+                    <a:stretch>
+                      <a:fillRect/>
+                    </a:stretch>
+                  </pic:blipFill>
+                  <pic:spPr>
+                    <a:xfrm>
+                      <a:off x="0" y="0"/>
+                      <a:ext cx="2534073" cy="1095375"/>
+                    </a:xfrm>
+                    <a:prstGeom prst="rect">
+                      <a:avLst/>
+                    </a:prstGeom>
+                  </pic:spPr>
+                </pic:pic>
+              </a:graphicData>
+            </a:graphic>
+          </wp:anchor>
+        </w:drawing>
+      </w:r>
+    </w:p>
+    <w:p>
+      <w:pPr>
+        <w:rPr>
+          <w:sz w:val="44"/>
+          <w:szCs w:val="44"/>
+        </w:rPr>
+      </w:pPr>
+    </w:p>
+    <w:p>
+      <w:pPr>
+        <w:rPr>
+          <w:sz w:val="44"/>
+          <w:szCs w:val="44"/>
+        </w:rPr>
+      </w:pPr>
+    </w:p>
+    <w:p>
+      <w:pPr>
+        <w:rPr>
+          <w:sz w:val="44"/>
+          <w:szCs w:val="44"/>
+        </w:rPr>
+      </w:pPr>
+      <w:r>
+        <w:rPr>
+          <w:rFonts w:hint="eastAsia"/>
+          <w:sz w:val="44"/>
+          <w:szCs w:val="44"/>
+        </w:rPr>
+        <w:t>Section4:</w:t>
+      </w:r>
+    </w:p>
+    <w:p>
+      <w:pPr>
+        <w:rPr>
+          <w:sz w:val="32"/>
+          <w:szCs w:val="32"/>
+        </w:rPr>
+      </w:pPr>
+      <w:r>
+        <w:rPr>
+          <w:noProof/>
+        </w:rPr>
+        <w:drawing>
+          <wp:inline distT="0" distB="0" distL="0" distR="0" wp14:anchorId="255FC0AD" wp14:editId="4B0BE07D">
+            <wp:extent cx="2981081" cy="1590675"/>
+            <wp:effectExtent l="0" t="0" r="0" b="0"/>
+            <wp:docPr id="705330037" name="图片 1" descr="文本&#10;&#10;AI 生成的内容可能不正确。"/>
+            <wp:cNvGraphicFramePr>
+              <a:graphicFrameLocks xmlns:a="http://schemas.openxmlformats.org/drawingml/2006/main" noChangeAspect="1"/>
+            </wp:cNvGraphicFramePr>
+            <a:graphic xmlns:a="http://schemas.openxmlformats.org/drawingml/2006/main">
+              <a:graphicData uri="http://schemas.openxmlformats.org/drawingml/2006/picture">
+                <pic:pic xmlns:pic="http://schemas.openxmlformats.org/drawingml/2006/picture">
+                  <pic:nvPicPr>
+                    <pic:cNvPr id="705330037" name="图片 1" descr="文本&#10;&#10;AI 生成的内容可能不正确。"/>
+                    <pic:cNvPicPr/>
+                  </pic:nvPicPr>
+                  <pic:blipFill>
+                    <a:blip r:embed="rId9"/>
+                    <a:stretch>
+                      <a:fillRect/>
+                    </a:stretch>
+                  </pic:blipFill>
+                  <pic:spPr>
+                    <a:xfrm>
+                      <a:off x="0" y="0"/>
+                      <a:ext cx="2997154" cy="1599251"/>
+                    </a:xfrm>
+                    <a:prstGeom prst="rect">
+                      <a:avLst/>
+                    </a:prstGeom>
+                  </pic:spPr>
+                </pic:pic>
+              </a:graphicData>
+            </a:graphic>
+          </wp:inline>
+        </w:drawing>
+      </w:r>
+    </w:p>
+    <w:p>
+      <w:pPr>
+        <w:rPr>
+          <w:sz w:val="44"/>
+          <w:szCs w:val="44"/>
+        </w:rPr>
+      </w:pPr>
+      <w:r>
+        <w:rPr>
+          <w:rFonts w:hint="eastAsia"/>
+          <w:sz w:val="44"/>
+          <w:szCs w:val="44"/>
+        </w:rPr>
+        <w:lastRenderedPageBreak/>
+        <w:t>Section5:</w:t>
+      </w:r>
+    </w:p>
+    <w:p>
+      <w:pPr>
+        <w:rPr>
+          <w:sz w:val="44"/>
+          <w:szCs w:val="44"/>
+        </w:rPr>
+      </w:pPr>
+      <w:r>
+        <w:rPr>
+          <w:noProof/>
+        </w:rPr>
+        <w:drawing>
+          <wp:inline distT="0" distB="0" distL="0" distR="0" wp14:anchorId="02804D76" wp14:editId="0321F213">
+            <wp:extent cx="3205866" cy="1390650"/>
+            <wp:effectExtent l="0" t="0" r="0" b="0"/>
+            <wp:docPr id="1878989350" name="图片 1" descr="图形用户界面, 文本&#10;&#10;AI 生成的内容可能不正确。"/>
+            <wp:cNvGraphicFramePr>
+              <a:graphicFrameLocks xmlns:a="http://schemas.openxmlformats.org/drawingml/2006/main" noChangeAspect="1"/>
+            </wp:cNvGraphicFramePr>
+            <a:graphic xmlns:a="http://schemas.openxmlformats.org/drawingml/2006/main">
+              <a:graphicData uri="http://schemas.openxmlformats.org/drawingml/2006/picture">
+                <pic:pic xmlns:pic="http://schemas.openxmlformats.org/drawingml/2006/picture">
+                  <pic:nvPicPr>
+                    <pic:cNvPr id="1878989350" name="图片 1" descr="图形用户界面, 文本&#10;&#10;AI 生成的内容可能不正确。"/>
+                    <pic:cNvPicPr/>
+                  </pic:nvPicPr>
+                  <pic:blipFill>
+                    <a:blip r:embed="rId10"/>
+                    <a:stretch>
+                      <a:fillRect/>
+                    </a:stretch>
+                  </pic:blipFill>
+                  <pic:spPr>
+                    <a:xfrm>
+                      <a:off x="0" y="0"/>
+                      <a:ext cx="3220406" cy="1396957"/>
+                    </a:xfrm>
+                    <a:prstGeom prst="rect">
+                      <a:avLst/>
+                    </a:prstGeom>
+                  </pic:spPr>
+                </pic:pic>
+              </a:graphicData>
+            </a:graphic>
+          </wp:inline>
+        </w:drawing>
+      </w:r>
+      <w:r>
+        <w:rPr>
+          <w:noProof/>
+        </w:rPr>
+        <w:drawing>
+          <wp:inline distT="0" distB="0" distL="0" distR="0" wp14:anchorId="70E81854" wp14:editId="4CAEB80E">
+            <wp:extent cx="2028199" cy="971550"/>
+            <wp:effectExtent l="0" t="0" r="0" b="0"/>
+            <wp:docPr id="1971848732" name="图片 1" descr="图形用户界面, 文本, 应用程序, 电子邮件&#10;&#10;AI 生成的内容可能不正确。"/>
+            <wp:cNvGraphicFramePr>
+              <a:graphicFrameLocks xmlns:a="http://schemas.openxmlformats.org/drawingml/2006/main" noChangeAspect="1"/>
+            </wp:cNvGraphicFramePr>
+            <a:graphic xmlns:a="http://schemas.openxmlformats.org/drawingml/2006/main">
+              <a:graphicData uri="http://schemas.openxmlformats.org/drawingml/2006/picture">
+                <pic:pic xmlns:pic="http://schemas.openxmlformats.org/drawingml/2006/picture">
+                  <pic:nvPicPr>
+                    <pic:cNvPr id="1971848732" name="图片 1" descr="图形用户界面, 文本, 应用程序, 电子邮件&#10;&#10;AI 生成的内容可能不正确。"/>
+                    <pic:cNvPicPr/>
+                  </pic:nvPicPr>
+                  <pic:blipFill>
+                    <a:blip r:embed="rId11"/>
+                    <a:stretch>
+                      <a:fillRect/>
+                    </a:stretch>
+                  </pic:blipFill>
+                  <pic:spPr>
+                    <a:xfrm>
+                      <a:off x="0" y="0"/>
+                      <a:ext cx="2029798" cy="972316"/>
+                    </a:xfrm>
+                    <a:prstGeom prst="rect">
+                      <a:avLst/>
+                    </a:prstGeom>
+                  </pic:spPr>
+                </pic:pic>
+              </a:graphicData>
+            </a:graphic>
+          </wp:inline>
+        </w:drawing>
+      </w:r>
+    </w:p>
+    <w:p>
+      <w:pPr>
+        <w:rPr>
+          <w:sz w:val="44"/>
+          <w:szCs w:val="44"/>
+        </w:rPr>
+      </w:pPr>
+      <w:r>
+        <w:rPr>
+          <w:noProof/>
+        </w:rPr>
+        <w:drawing>
+          <wp:inline distT="0" distB="0" distL="0" distR="0" wp14:anchorId="45FD7C56" wp14:editId="0D05AF73">
+            <wp:extent cx="4135086" cy="2371725"/>
+            <wp:effectExtent l="0" t="0" r="0" b="0"/>
+            <wp:docPr id="2052102815" name="图片 1" descr="图形用户界面, 文本, 应用程序&#10;&#10;AI 生成的内容可能不正确。"/>
+            <wp:cNvGraphicFramePr>
+              <a:graphicFrameLocks xmlns:a="http://schemas.openxmlformats.org/drawingml/2006/main" noChangeAspect="1"/>
+            </wp:cNvGraphicFramePr>
+            <a:graphic xmlns:a="http://schemas.openxmlformats.org/drawingml/2006/main">
+              <a:graphicData uri="http://schemas.openxmlformats.org/drawingml/2006/picture">
+                <pic:pic xmlns:pic="http://schemas.openxmlformats.org/drawingml/2006/picture">
+                  <pic:nvPicPr>
+                    <pic:cNvPr id="2052102815" name="图片 1" descr="图形用户界面, 文本, 应用程序&#10;&#10;AI 生成的内容可能不正确。"/>
+                    <pic:cNvPicPr/>
+                  </pic:nvPicPr>
+                  <pic:blipFill>
+                    <a:blip r:embed="rId12"/>
+                    <a:stretch>
+                      <a:fillRect/>
+                    </a:stretch>
+                  </pic:blipFill>
+                  <pic:spPr>
+                    <a:xfrm>
+                      <a:off x="0" y="0"/>
+                      <a:ext cx="4141666" cy="2375499"/>
+                    </a:xfrm>
+                    <a:prstGeom prst="rect">
+                      <a:avLst/>
+                    </a:prstGeom>
+                  </pic:spPr>
+                </pic:pic>
+              </a:graphicData>
+            </a:graphic>
+          </wp:inline>
+        </w:drawing>
+      </w:r>
+    </w:p>
+    <w:p>
+      <w:pPr>
+        <w:rPr>
+          <w:sz w:val="44"/>
+          <w:szCs w:val="44"/>
+        </w:rPr>
+      </w:pPr>
+      <w:r>
+        <w:rPr>
+          <w:rFonts w:hint="eastAsia"/>
+          <w:sz w:val="44"/>
+          <w:szCs w:val="44"/>
+        </w:rPr>
+        <w:t>Section6:</w:t>
+      </w:r>
+    </w:p>
+    <w:p>
+      <w:pPr>
+        <w:rPr>
+          <w:sz w:val="44"/>
+          <w:szCs w:val="44"/>
+        </w:rPr>
+      </w:pPr>
+      <w:r>
+        <w:rPr>
+          <w:noProof/>
+        </w:rPr>
+        <w:drawing>
+          <wp:inline distT="0" distB="0" distL="0" distR="0" wp14:anchorId="2CC1D1AD" wp14:editId="086F91E1">
+            <wp:extent cx="5274310" cy="918845"/>
+            <wp:effectExtent l="0" t="0" r="2540" b="0"/>
+            <wp:docPr id="1142383382" name="图片 1" descr="文本&#10;&#10;AI 生成的内容可能不正确。"/>
+            <wp:cNvGraphicFramePr>
+              <a:graphicFrameLocks xmlns:a="http://schemas.openxmlformats.org/drawingml/2006/main" noChangeAspect="1"/>
+            </wp:cNvGraphicFramePr>
+            <a:graphic xmlns:a="http://schemas.openxmlformats.org/drawingml/2006/main">
+              <a:graphicData uri="http://schemas.openxmlformats.org/drawingml/2006/picture">
+                <pic:pic xmlns:pic="http://schemas.openxmlformats.org/drawingml/2006/picture">
+                  <pic:nvPicPr>
+                    <pic:cNvPr id="1142383382" name="图片 1" descr="文本&#10;&#10;AI 生成的内容可能不正确。"/>
+                    <pic:cNvPicPr/>
+                  </pic:nvPicPr>
+                  <pic:blipFill>
+                    <a:blip r:embed="rId13"/>
+                    <a:stretch>
+                      <a:fillRect/>
+                    </a:stretch>
+                  </pic:blipFill>
+                  <pic:spPr>
+                    <a:xfrm>
+                      <a:off x="0" y="0"/>
+                      <a:ext cx="5274310" cy="918845"/>
+                    </a:xfrm>
+                    <a:prstGeom prst="rect">
+                      <a:avLst/>
+                    </a:prstGeom>
+                  </pic:spPr>
+                </pic:pic>
+              </a:graphicData>
+            </a:graphic>
+          </wp:inline>
+        </w:drawing>
+      </w:r>
+      <w:r>
+        <w:rPr>
+          <w:noProof/>
+        </w:rPr>
+        <w:drawing>
+          <wp:inline distT="0" distB="0" distL="0" distR="0" wp14:anchorId="1115E75B" wp14:editId="10593BC5">
+            <wp:extent cx="2282728" cy="1000125"/>
+            <wp:effectExtent l="0" t="0" r="3810" b="0"/>
+            <wp:docPr id="1732276801" name="图片 1" descr="图形用户界面, 文本, 应用程序&#10;&#10;AI 生成的内容可能不正确。"/>
+            <wp:cNvGraphicFramePr>
+              <a:graphicFrameLocks xmlns:a="http://schemas.openxmlformats.org/drawingml/2006/main" noChangeAspect="1"/>
+            </wp:cNvGraphicFramePr>
+            <a:graphic xmlns:a="http://schemas.openxmlformats.org/drawingml/2006/main">
+              <a:graphicData uri="http://schemas.openxmlformats.org/drawingml/2006/picture">
+                <pic:pic xmlns:pic="http://schemas.openxmlformats.org/drawingml/2006/picture">
+                  <pic:nvPicPr>
+                    <pic:cNvPr id="1732276801" name="图片 1" descr="图形用户界面, 文本, 应用程序&#10;&#10;AI 生成的内容可能不正确。"/>
+                    <pic:cNvPicPr/>
+                  </pic:nvPicPr>
+                  <pic:blipFill>
+                    <a:blip r:embed="rId14"/>
+                    <a:stretch>
+                      <a:fillRect/>
+                    </a:stretch>
+                  </pic:blipFill>
+                  <pic:spPr>
+                    <a:xfrm>
+                      <a:off x="0" y="0"/>
+                      <a:ext cx="2285632" cy="1001397"/>
+                    </a:xfrm>
+                    <a:prstGeom prst="rect">
+                      <a:avLst/>
+                    </a:prstGeom>
+                  </pic:spPr>
+                </pic:pic>
+              </a:graphicData>
+            </a:graphic>
+          </wp:inline>
+        </w:drawing>
+      </w:r>
+    </w:p>
+    <w:p>
+      <w:pPr>
+        <w:rPr>
+          <w:sz w:val="44"/>
+          <w:szCs w:val="44"/>
+        </w:rPr>
+      </w:pPr>
+      <w:r>
+        <w:rPr>
+          <w:rFonts w:hint="eastAsia"/>
+          <w:sz w:val="44"/>
+          <w:szCs w:val="44"/>
+        </w:rPr>
+        <w:t>Section7:</w:t>
+      </w:r>
+    </w:p>
+    <w:p>
+      <w:pPr>
+        <w:rPr>
+          <w:rFonts w:hint="eastAsia"/>
+          <w:sz w:val="44"/>
+          <w:szCs w:val="44"/>
+        </w:rPr>
+      </w:pPr>
+      <w:r>
+        <w:rPr>
+          <w:noProof/>
+        </w:rPr>
+        <w:lastRenderedPageBreak/>
+        <w:drawing>
+          <wp:inline distT="0" distB="0" distL="0" distR="0" wp14:anchorId="7DDC6B08" wp14:editId="3E8E3848">
+            <wp:extent cx="3962809" cy="2400300"/>
+            <wp:effectExtent l="0" t="0" r="0" b="0"/>
+            <wp:docPr id="272630445" name="图片 1" descr="文本&#10;&#10;AI 生成的内容可能不正确。"/>
+            <wp:cNvGraphicFramePr>
+              <a:graphicFrameLocks xmlns:a="http://schemas.openxmlformats.org/drawingml/2006/main" noChangeAspect="1"/>
+            </wp:cNvGraphicFramePr>
+            <a:graphic xmlns:a="http://schemas.openxmlformats.org/drawingml/2006/main">
+              <a:graphicData uri="http://schemas.openxmlformats.org/drawingml/2006/picture">
+                <pic:pic xmlns:pic="http://schemas.openxmlformats.org/drawingml/2006/picture">
+                  <pic:nvPicPr>
+                    <pic:cNvPr id="272630445" name="图片 1" descr="文本&#10;&#10;AI 生成的内容可能不正确。"/>
+                    <pic:cNvPicPr/>
+                  </pic:nvPicPr>
+                  <pic:blipFill>
+                    <a:blip r:embed="rId15"/>
+                    <a:stretch>
+                      <a:fillRect/>
+                    </a:stretch>
+                  </pic:blipFill>
+                  <pic:spPr>
+                    <a:xfrm>
+                      <a:off x="0" y="0"/>
+                      <a:ext cx="3969433" cy="2404312"/>
+                    </a:xfrm>
+                    <a:prstGeom prst="rect">
+                      <a:avLst/>
+                    </a:prstGeom>
+                  </pic:spPr>
+                </pic:pic>
+              </a:graphicData>
+            </a:graphic>
+          </wp:inline>
+        </w:drawing>
+      </w:r>
+      <w:r>
+        <w:rPr>
+          <w:noProof/>
+        </w:rPr>
+        <w:drawing>
+          <wp:inline distT="0" distB="0" distL="0" distR="0" wp14:anchorId="79D577ED" wp14:editId="29DC70A3">
+            <wp:extent cx="2758409" cy="1085850"/>
+            <wp:effectExtent l="0" t="0" r="4445" b="0"/>
+            <wp:docPr id="960092772" name="图片 1" descr="图形用户界面, 文本, 应用程序&#10;&#10;AI 生成的内容可能不正确。"/>
+            <wp:cNvGraphicFramePr>
+              <a:graphicFrameLocks xmlns:a="http://schemas.openxmlformats.org/drawingml/2006/main" noChangeAspect="1"/>
+            </wp:cNvGraphicFramePr>
+            <a:graphic xmlns:a="http://schemas.openxmlformats.org/drawingml/2006/main">
+              <a:graphicData uri="http://schemas.openxmlformats.org/drawingml/2006/picture">
+                <pic:pic xmlns:pic="http://schemas.openxmlformats.org/drawingml/2006/picture">
+                  <pic:nvPicPr>
+                    <pic:cNvPr id="960092772" name="图片 1" descr="图形用户界面, 文本, 应用程序&#10;&#10;AI 生成的内容可能不正确。"/>
+                    <pic:cNvPicPr/>
+                  </pic:nvPicPr>
+                  <pic:blipFill>
+                    <a:blip r:embed="rId16"/>
+                    <a:stretch>
+                      <a:fillRect/>
+                    </a:stretch>
+                  </pic:blipFill>
+                  <pic:spPr>
+                    <a:xfrm>
+                      <a:off x="0" y="0"/>
+                      <a:ext cx="2766898" cy="1089192"/>
+                    </a:xfrm>
+                    <a:prstGeom prst="rect">
+                      <a:avLst/>
+                    </a:prstGeom>
+                  </pic:spPr>
+                </pic:pic>
+              </a:graphicData>
+            </a:graphic>
+          </wp:inline>
+        </w:drawing>
+      </w:r>
+    </w:p>
+    <w:p>
+      <w:pPr>
+        <w:rPr>
+          <w:sz w:val="44"/>
+          <w:szCs w:val="44"/>
+        </w:rPr>
+      </w:pPr>
+      <w:r>
+        <w:rPr>
+          <w:rFonts w:hint="eastAsia"/>
+          <w:sz w:val="44"/>
+          <w:szCs w:val="44"/>
+        </w:rPr>
+        <w:t>Exercise:</w:t>
+      </w:r>
+    </w:p>
+    <w:p>
+      <w:pPr>
         <w:pStyle w:val="a9"/>
         <w:numPr>
           <w:ilvl w:val="0"/>
-          <w:numId w:val="2"/>
+          <w:numId w:val="6"/>
         </w:numPr>
         <w:rPr>
-          <w:sz w:val="32"/>
-          <w:szCs w:val="32"/>
-        </w:rPr>
-      </w:pPr>
-      <w:r>
-        <w:rPr>
-          <w:rFonts w:hint="eastAsia"/>
-          <w:sz w:val="32"/>
-          <w:szCs w:val="32"/>
-        </w:rPr>
-        <w:t>Exercise2.1：</w:t>
-      </w:r>
+          <w:rFonts w:hint="eastAsia"/>
+          <w:sz w:val="32"/>
+          <w:szCs w:val="32"/>
+        </w:rPr>
+      </w:pPr>
       <w:r>
         <w:rPr>
           <w:noProof/>
         </w:rPr>
         <w:drawing>
-          <wp:inline distT="0" distB="0" distL="0" distR="0" wp14:anchorId="305A39BF" wp14:editId="3C0D6EF5">
-            <wp:extent cx="5274310" cy="346710"/>
-            <wp:effectExtent l="0" t="0" r="2540" b="0"/>
-            <wp:docPr id="1665927005" name="图片 1"/>
+          <wp:inline distT="0" distB="0" distL="0" distR="0" wp14:anchorId="72AB2FC9" wp14:editId="4D00DCA4">
+            <wp:extent cx="5071460" cy="333375"/>
+            <wp:effectExtent l="0" t="0" r="0" b="0"/>
+            <wp:docPr id="466100130" name="图片 1"/>
             <wp:cNvGraphicFramePr>
               <a:graphicFrameLocks xmlns:a="http://schemas.openxmlformats.org/drawingml/2006/main" noChangeAspect="1"/>
             </wp:cNvGraphicFramePr>
@@ -179,7 +761,7 @@
                     <pic:cNvPicPr/>
                   </pic:nvPicPr>
                   <pic:blipFill>
-                    <a:blip r:embed="rId7"/>
+                    <a:blip r:embed="rId17"/>
                     <a:stretch>
                       <a:fillRect/>
                     </a:stretch>
@@ -187,7 +769,7 @@
                   <pic:spPr>
                     <a:xfrm>
                       <a:off x="0" y="0"/>
-                      <a:ext cx="5274310" cy="346710"/>
+                      <a:ext cx="5140203" cy="337894"/>
                     </a:xfrm>
                     <a:prstGeom prst="rect">
                       <a:avLst/>
@@ -199,31 +781,21 @@
           </wp:inline>
         </w:drawing>
       </w:r>
-    </w:p>
-    <w:p>
-      <w:pPr>
-        <w:pStyle w:val="a9"/>
-        <w:ind w:left="440"/>
-        <w:rPr>
-          <w:sz w:val="32"/>
-          <w:szCs w:val="32"/>
-        </w:rPr>
-      </w:pPr>
-      <w:r>
-        <w:rPr>
-          <w:rFonts w:hint="eastAsia"/>
-          <w:sz w:val="32"/>
-          <w:szCs w:val="32"/>
-        </w:rPr>
-        <w:t>The security group 'td2-sample-app' already exists</w:t>
-      </w:r>
-      <w:r>
-        <w:rPr>
-          <w:rFonts w:hint="eastAsia"/>
-          <w:sz w:val="32"/>
-          <w:szCs w:val="32"/>
-        </w:rPr>
-        <w:t xml:space="preserve"> because of the last </w:t>
+      <w:r>
+        <w:rPr>
+          <w:rFonts w:hint="eastAsia"/>
+          <w:sz w:val="32"/>
+          <w:szCs w:val="32"/>
+        </w:rPr>
+        <w:t xml:space="preserve"> </w:t>
+      </w:r>
+      <w:r>
+        <w:rPr>
+          <w:rFonts w:hint="eastAsia"/>
+          <w:sz w:val="32"/>
+          <w:szCs w:val="32"/>
+        </w:rPr>
+        <w:t xml:space="preserve">The security group 'td2-sample-app' already exists because of the last </w:t>
       </w:r>
       <w:r>
         <w:rPr>
@@ -261,7 +833,7 @@
         <w:pStyle w:val="a9"/>
         <w:numPr>
           <w:ilvl w:val="0"/>
-          <w:numId w:val="2"/>
+          <w:numId w:val="6"/>
         </w:numPr>
         <w:rPr>
           <w:sz w:val="32"/>
@@ -274,47 +846,491 @@
           <w:sz w:val="32"/>
           <w:szCs w:val="32"/>
         </w:rPr>
-        <w:t>Exercise2.2:</w:t>
-      </w:r>
-      <w:r>
-        <w:rPr>
-          <w:rFonts w:hint="eastAsia"/>
-        </w:rPr>
-        <w:t xml:space="preserve"> </w:t>
-      </w:r>
-      <w:r>
-        <w:rPr>
-          <w:rFonts w:hint="eastAsia"/>
-          <w:sz w:val="32"/>
-          <w:szCs w:val="32"/>
-        </w:rPr>
-        <w:t>First, check if the security group exists; if it does, directly obtain its ID.</w:t>
+        <w:t xml:space="preserve">First, check if the security group exists; if it does, </w:t>
+      </w:r>
+      <w:proofErr w:type="gramStart"/>
+      <w:r>
+        <w:rPr>
+          <w:rFonts w:hint="eastAsia"/>
+          <w:sz w:val="32"/>
+          <w:szCs w:val="32"/>
+        </w:rPr>
+        <w:t>directly obtain</w:t>
+      </w:r>
+      <w:proofErr w:type="gramEnd"/>
+      <w:r>
+        <w:rPr>
+          <w:rFonts w:hint="eastAsia"/>
+          <w:sz w:val="32"/>
+          <w:szCs w:val="32"/>
+        </w:rPr>
+        <w:t xml:space="preserve"> its ID.</w:t>
       </w:r>
     </w:p>
     <w:p>
       <w:pPr>
-        <w:rPr>
-          <w:sz w:val="44"/>
-          <w:szCs w:val="44"/>
-        </w:rPr>
-      </w:pPr>
-      <w:r>
-        <w:rPr>
-          <w:rFonts w:hint="eastAsia"/>
-          <w:sz w:val="44"/>
-          <w:szCs w:val="44"/>
-        </w:rPr>
-        <w:t>Section3:</w:t>
+        <w:pStyle w:val="a9"/>
+        <w:numPr>
+          <w:ilvl w:val="0"/>
+          <w:numId w:val="6"/>
+        </w:numPr>
+        <w:rPr>
+          <w:rFonts w:hint="eastAsia"/>
+          <w:sz w:val="32"/>
+          <w:szCs w:val="32"/>
+        </w:rPr>
+      </w:pPr>
+      <w:r>
+        <w:rPr>
+          <w:noProof/>
+        </w:rPr>
+        <w:drawing>
+          <wp:inline distT="0" distB="0" distL="0" distR="0" wp14:anchorId="0BEAFCC7" wp14:editId="582E1281">
+            <wp:extent cx="5007980" cy="838200"/>
+            <wp:effectExtent l="0" t="0" r="2540" b="0"/>
+            <wp:docPr id="236613683" name="图片 1" descr="手机屏幕截图&#10;&#10;AI 生成的内容可能不正确。"/>
+            <wp:cNvGraphicFramePr>
+              <a:graphicFrameLocks xmlns:a="http://schemas.openxmlformats.org/drawingml/2006/main" noChangeAspect="1"/>
+            </wp:cNvGraphicFramePr>
+            <a:graphic xmlns:a="http://schemas.openxmlformats.org/drawingml/2006/main">
+              <a:graphicData uri="http://schemas.openxmlformats.org/drawingml/2006/picture">
+                <pic:pic xmlns:pic="http://schemas.openxmlformats.org/drawingml/2006/picture">
+                  <pic:nvPicPr>
+                    <pic:cNvPr id="236613683" name="图片 1" descr="手机屏幕截图&#10;&#10;AI 生成的内容可能不正确。"/>
+                    <pic:cNvPicPr/>
+                  </pic:nvPicPr>
+                  <pic:blipFill>
+                    <a:blip r:embed="rId18"/>
+                    <a:stretch>
+                      <a:fillRect/>
+                    </a:stretch>
+                  </pic:blipFill>
+                  <pic:spPr>
+                    <a:xfrm>
+                      <a:off x="0" y="0"/>
+                      <a:ext cx="5009960" cy="838531"/>
+                    </a:xfrm>
+                    <a:prstGeom prst="rect">
+                      <a:avLst/>
+                    </a:prstGeom>
+                  </pic:spPr>
+                </pic:pic>
+              </a:graphicData>
+            </a:graphic>
+          </wp:inline>
+        </w:drawing>
+      </w:r>
+      <w:r>
+        <w:rPr>
+          <w:rFonts w:hint="eastAsia"/>
+          <w:sz w:val="32"/>
+          <w:szCs w:val="32"/>
+        </w:rPr>
+        <w:t xml:space="preserve"> </w:t>
+      </w:r>
+      <w:r>
+        <w:rPr>
+          <w:rFonts w:hint="eastAsia"/>
+          <w:sz w:val="32"/>
+          <w:szCs w:val="32"/>
+        </w:rPr>
+        <w:t xml:space="preserve">The application process was still running when it was first launched, and a second attempt to launch it caused a port conflict. </w:t>
+      </w:r>
+      <w:proofErr w:type="gramStart"/>
+      <w:r>
+        <w:rPr>
+          <w:rFonts w:hint="eastAsia"/>
+          <w:sz w:val="32"/>
+          <w:szCs w:val="32"/>
+        </w:rPr>
+        <w:t>So</w:t>
+      </w:r>
+      <w:proofErr w:type="gramEnd"/>
+      <w:r>
+        <w:rPr>
+          <w:rFonts w:hint="eastAsia"/>
+          <w:sz w:val="32"/>
+          <w:szCs w:val="32"/>
+        </w:rPr>
+        <w:t xml:space="preserve"> skip it.</w:t>
       </w:r>
     </w:p>
     <w:p>
       <w:pPr>
-        <w:rPr>
-          <w:rFonts w:hint="eastAsia"/>
-          <w:sz w:val="44"/>
-          <w:szCs w:val="44"/>
-        </w:rPr>
-      </w:pPr>
+        <w:pStyle w:val="a9"/>
+        <w:numPr>
+          <w:ilvl w:val="0"/>
+          <w:numId w:val="6"/>
+        </w:numPr>
+        <w:rPr>
+          <w:sz w:val="32"/>
+          <w:szCs w:val="32"/>
+        </w:rPr>
+      </w:pPr>
+      <w:r>
+        <w:lastRenderedPageBreak/>
+        <w:drawing>
+          <wp:inline distT="0" distB="0" distL="0" distR="0" wp14:anchorId="0E4670C5" wp14:editId="3F60FBED">
+            <wp:extent cx="2078926" cy="1714500"/>
+            <wp:effectExtent l="0" t="0" r="0" b="0"/>
+            <wp:docPr id="1155507007" name="图片 1" descr="图片包含 日程表&#10;&#10;AI 生成的内容可能不正确。"/>
+            <wp:cNvGraphicFramePr>
+              <a:graphicFrameLocks xmlns:a="http://schemas.openxmlformats.org/drawingml/2006/main" noChangeAspect="1"/>
+            </wp:cNvGraphicFramePr>
+            <a:graphic xmlns:a="http://schemas.openxmlformats.org/drawingml/2006/main">
+              <a:graphicData uri="http://schemas.openxmlformats.org/drawingml/2006/picture">
+                <pic:pic xmlns:pic="http://schemas.openxmlformats.org/drawingml/2006/picture">
+                  <pic:nvPicPr>
+                    <pic:cNvPr id="1155507007" name="图片 1" descr="图片包含 日程表&#10;&#10;AI 生成的内容可能不正确。"/>
+                    <pic:cNvPicPr/>
+                  </pic:nvPicPr>
+                  <pic:blipFill>
+                    <a:blip r:embed="rId19"/>
+                    <a:stretch>
+                      <a:fillRect/>
+                    </a:stretch>
+                  </pic:blipFill>
+                  <pic:spPr>
+                    <a:xfrm>
+                      <a:off x="0" y="0"/>
+                      <a:ext cx="2084741" cy="1719295"/>
+                    </a:xfrm>
+                    <a:prstGeom prst="rect">
+                      <a:avLst/>
+                    </a:prstGeom>
+                  </pic:spPr>
+                </pic:pic>
+              </a:graphicData>
+            </a:graphic>
+          </wp:inline>
+        </w:drawing>
+      </w:r>
+      <w:r>
+        <w:drawing>
+          <wp:inline distT="0" distB="0" distL="0" distR="0" wp14:anchorId="795A27DC" wp14:editId="12B82B72">
+            <wp:extent cx="2330964" cy="1285875"/>
+            <wp:effectExtent l="0" t="0" r="0" b="0"/>
+            <wp:docPr id="1363375934" name="图片 1" descr="图形用户界面, 应用程序&#10;&#10;AI 生成的内容可能不正确。"/>
+            <wp:cNvGraphicFramePr>
+              <a:graphicFrameLocks xmlns:a="http://schemas.openxmlformats.org/drawingml/2006/main" noChangeAspect="1"/>
+            </wp:cNvGraphicFramePr>
+            <a:graphic xmlns:a="http://schemas.openxmlformats.org/drawingml/2006/main">
+              <a:graphicData uri="http://schemas.openxmlformats.org/drawingml/2006/picture">
+                <pic:pic xmlns:pic="http://schemas.openxmlformats.org/drawingml/2006/picture">
+                  <pic:nvPicPr>
+                    <pic:cNvPr id="1363375934" name="图片 1" descr="图形用户界面, 应用程序&#10;&#10;AI 生成的内容可能不正确。"/>
+                    <pic:cNvPicPr/>
+                  </pic:nvPicPr>
+                  <pic:blipFill>
+                    <a:blip r:embed="rId20"/>
+                    <a:stretch>
+                      <a:fillRect/>
+                    </a:stretch>
+                  </pic:blipFill>
+                  <pic:spPr>
+                    <a:xfrm>
+                      <a:off x="0" y="0"/>
+                      <a:ext cx="2341735" cy="1291817"/>
+                    </a:xfrm>
+                    <a:prstGeom prst="rect">
+                      <a:avLst/>
+                    </a:prstGeom>
+                  </pic:spPr>
+                </pic:pic>
+              </a:graphicData>
+            </a:graphic>
+          </wp:inline>
+        </w:drawing>
+      </w:r>
+    </w:p>
+    <w:p>
+      <w:pPr>
+        <w:pStyle w:val="a9"/>
+        <w:ind w:left="440"/>
+        <w:rPr>
+          <w:sz w:val="32"/>
+          <w:szCs w:val="32"/>
+        </w:rPr>
+      </w:pPr>
+      <w:hyperlink r:id="rId21" w:history="1">
+        <w:r>
+          <w:rPr>
+            <w:rStyle w:val="ae"/>
+            <w:rFonts w:hint="eastAsia"/>
+            <w:sz w:val="32"/>
+            <w:szCs w:val="32"/>
+          </w:rPr>
+          <w:t>https://github.com/Keli-LYU/DevOps-lab/commit/bb7874ec601198991b7501b453e3eb0595227292</w:t>
+        </w:r>
+      </w:hyperlink>
+    </w:p>
+    <w:p>
+      <w:pPr>
+        <w:pStyle w:val="a9"/>
+        <w:numPr>
+          <w:ilvl w:val="0"/>
+          <w:numId w:val="6"/>
+        </w:numPr>
+        <w:rPr>
+          <w:sz w:val="32"/>
+          <w:szCs w:val="32"/>
+        </w:rPr>
+      </w:pPr>
+      <w:r>
+        <w:rPr>
+          <w:rFonts w:hint="eastAsia"/>
+          <w:sz w:val="32"/>
+          <w:szCs w:val="32"/>
+        </w:rPr>
+        <w:t xml:space="preserve">Create a new AMI, because </w:t>
+      </w:r>
+      <w:proofErr w:type="gramStart"/>
+      <w:r>
+        <w:rPr>
+          <w:rFonts w:hint="eastAsia"/>
+          <w:sz w:val="32"/>
+          <w:szCs w:val="32"/>
+        </w:rPr>
+        <w:t xml:space="preserve">of </w:t>
+      </w:r>
+      <w:r>
+        <w:rPr>
+          <w:sz w:val="32"/>
+          <w:szCs w:val="32"/>
+        </w:rPr>
+        <w:t>”</w:t>
+      </w:r>
+      <w:proofErr w:type="gramEnd"/>
+      <w:r>
+        <w:rPr>
+          <w:rFonts w:hint="eastAsia"/>
+        </w:rPr>
+        <w:t xml:space="preserve"> </w:t>
+      </w:r>
+      <w:r>
+        <w:rPr>
+          <w:rFonts w:hint="eastAsia"/>
+          <w:sz w:val="32"/>
+          <w:szCs w:val="32"/>
+        </w:rPr>
+        <w:t>${uuidv4()}</w:t>
+      </w:r>
+      <w:proofErr w:type="gramStart"/>
+      <w:r>
+        <w:rPr>
+          <w:sz w:val="32"/>
+          <w:szCs w:val="32"/>
+        </w:rPr>
+        <w:t>”</w:t>
+      </w:r>
+      <w:r>
+        <w:rPr>
+          <w:rFonts w:hint="eastAsia"/>
+          <w:sz w:val="32"/>
+          <w:szCs w:val="32"/>
+        </w:rPr>
+        <w:t>.But</w:t>
+      </w:r>
+      <w:proofErr w:type="gramEnd"/>
+      <w:r>
+        <w:rPr>
+          <w:rFonts w:hint="eastAsia"/>
+          <w:sz w:val="32"/>
+          <w:szCs w:val="32"/>
+        </w:rPr>
+        <w:t xml:space="preserve"> their names are different.</w:t>
+      </w:r>
+      <w:r>
+        <w:rPr>
+          <w:noProof/>
+        </w:rPr>
+        <w:t xml:space="preserve"> </w:t>
+      </w:r>
+      <w:r>
+        <w:rPr>
+          <w:noProof/>
+        </w:rPr>
+        <w:drawing>
+          <wp:inline distT="0" distB="0" distL="0" distR="0" wp14:anchorId="30640ACE" wp14:editId="02489044">
+            <wp:extent cx="1431817" cy="685800"/>
+            <wp:effectExtent l="0" t="0" r="0" b="0"/>
+            <wp:docPr id="1209406265" name="图片 1" descr="图形用户界面, 文本, 电子邮件&#10;&#10;AI 生成的内容可能不正确。"/>
+            <wp:cNvGraphicFramePr>
+              <a:graphicFrameLocks xmlns:a="http://schemas.openxmlformats.org/drawingml/2006/main" noChangeAspect="1"/>
+            </wp:cNvGraphicFramePr>
+            <a:graphic xmlns:a="http://schemas.openxmlformats.org/drawingml/2006/main">
+              <a:graphicData uri="http://schemas.openxmlformats.org/drawingml/2006/picture">
+                <pic:pic xmlns:pic="http://schemas.openxmlformats.org/drawingml/2006/picture">
+                  <pic:nvPicPr>
+                    <pic:cNvPr id="1209406265" name="图片 1" descr="图形用户界面, 文本, 电子邮件&#10;&#10;AI 生成的内容可能不正确。"/>
+                    <pic:cNvPicPr/>
+                  </pic:nvPicPr>
+                  <pic:blipFill>
+                    <a:blip r:embed="rId22"/>
+                    <a:stretch>
+                      <a:fillRect/>
+                    </a:stretch>
+                  </pic:blipFill>
+                  <pic:spPr>
+                    <a:xfrm>
+                      <a:off x="0" y="0"/>
+                      <a:ext cx="1446905" cy="693027"/>
+                    </a:xfrm>
+                    <a:prstGeom prst="rect">
+                      <a:avLst/>
+                    </a:prstGeom>
+                  </pic:spPr>
+                </pic:pic>
+              </a:graphicData>
+            </a:graphic>
+          </wp:inline>
+        </w:drawing>
+      </w:r>
+    </w:p>
+    <w:p>
+      <w:pPr>
+        <w:pStyle w:val="a9"/>
+        <w:numPr>
+          <w:ilvl w:val="0"/>
+          <w:numId w:val="6"/>
+        </w:numPr>
+        <w:rPr>
+          <w:rFonts w:hint="eastAsia"/>
+          <w:sz w:val="32"/>
+          <w:szCs w:val="32"/>
+        </w:rPr>
+      </w:pPr>
+      <w:hyperlink r:id="rId23" w:history="1">
+        <w:r>
+          <w:rPr>
+            <w:rStyle w:val="ae"/>
+            <w:rFonts w:hint="eastAsia"/>
+            <w:sz w:val="32"/>
+            <w:szCs w:val="32"/>
+          </w:rPr>
+          <w:t>https://github.com/Keli-LYU/DevOps-lab/blob/main/td2/scripts/packer/sample-app.pkr%20copy.hcl</w:t>
+        </w:r>
+      </w:hyperlink>
+      <w:r>
+        <w:rPr>
+          <w:rFonts w:hint="eastAsia"/>
+          <w:sz w:val="32"/>
+          <w:szCs w:val="32"/>
+        </w:rPr>
+        <w:t xml:space="preserve"> </w:t>
+      </w:r>
+    </w:p>
+    <w:p>
+      <w:pPr>
+        <w:pStyle w:val="a9"/>
+        <w:numPr>
+          <w:ilvl w:val="0"/>
+          <w:numId w:val="6"/>
+        </w:numPr>
+        <w:rPr>
+          <w:sz w:val="32"/>
+          <w:szCs w:val="32"/>
+        </w:rPr>
+      </w:pPr>
+      <w:r>
+        <w:rPr>
+          <w:rFonts w:hint="eastAsia"/>
+          <w:sz w:val="32"/>
+          <w:szCs w:val="32"/>
+        </w:rPr>
+        <w:t>Create a new instance</w:t>
+      </w:r>
+    </w:p>
+    <w:p>
+      <w:pPr>
+        <w:pStyle w:val="a9"/>
+        <w:numPr>
+          <w:ilvl w:val="0"/>
+          <w:numId w:val="6"/>
+        </w:numPr>
+        <w:rPr>
+          <w:sz w:val="32"/>
+          <w:szCs w:val="32"/>
+        </w:rPr>
+      </w:pPr>
+      <w:r>
+        <w:rPr>
+          <w:rFonts w:hint="eastAsia"/>
+          <w:sz w:val="32"/>
+          <w:szCs w:val="32"/>
+        </w:rPr>
+        <w:t xml:space="preserve">Use </w:t>
+      </w:r>
+      <w:r>
+        <w:rPr>
+          <w:sz w:val="32"/>
+          <w:szCs w:val="32"/>
+        </w:rPr>
+        <w:t>“</w:t>
+      </w:r>
+      <w:r>
+        <w:rPr>
+          <w:sz w:val="32"/>
+          <w:szCs w:val="32"/>
+        </w:rPr>
+        <w:t>for_each</w:t>
+      </w:r>
+      <w:r>
+        <w:rPr>
+          <w:sz w:val="32"/>
+          <w:szCs w:val="32"/>
+        </w:rPr>
+        <w:t>”</w:t>
+      </w:r>
+    </w:p>
+    <w:p>
+      <w:pPr>
+        <w:pStyle w:val="a9"/>
+        <w:numPr>
+          <w:ilvl w:val="0"/>
+          <w:numId w:val="6"/>
+        </w:numPr>
+        <w:rPr>
+          <w:sz w:val="32"/>
+          <w:szCs w:val="32"/>
+        </w:rPr>
+      </w:pPr>
+      <w:hyperlink r:id="rId24" w:history="1">
+        <w:r>
+          <w:rPr>
+            <w:rStyle w:val="ae"/>
+            <w:rFonts w:hint="eastAsia"/>
+            <w:sz w:val="32"/>
+            <w:szCs w:val="32"/>
+          </w:rPr>
+          <w:t>https://github.com/Keli-LYU/DevOps-lab/commit/b6bbf1f70bcbbb53f8905bbc6dccf19e99831f15</w:t>
+        </w:r>
+      </w:hyperlink>
+    </w:p>
+    <w:p>
+      <w:pPr>
+        <w:pStyle w:val="a9"/>
+        <w:numPr>
+          <w:ilvl w:val="0"/>
+          <w:numId w:val="6"/>
+        </w:numPr>
+        <w:rPr>
+          <w:rFonts w:hint="eastAsia"/>
+          <w:sz w:val="32"/>
+          <w:szCs w:val="32"/>
+        </w:rPr>
+      </w:pPr>
+      <w:hyperlink r:id="rId25" w:history="1">
+        <w:r>
+          <w:rPr>
+            <w:rStyle w:val="ae"/>
+            <w:rFonts w:hint="eastAsia"/>
+            <w:sz w:val="32"/>
+            <w:szCs w:val="32"/>
+          </w:rPr>
+          <w:t>https://github.com/Keli-LYU/DevOps-lab/commit/2ee74f452a2306e3d2c689226da607915d77d05b</w:t>
+        </w:r>
+      </w:hyperlink>
     </w:p>
     <w:sectPr>
       <w:pgSz w:w="11906" w:h="16838"/>
@@ -329,6 +1345,92 @@
 <file path=word/numbering.xml><?xml version="1.0" encoding="utf-8"?>
 <w:numbering xmlns:wpc="http://schemas.microsoft.com/office/word/2010/wordprocessingCanvas" xmlns:cx="http://schemas.microsoft.com/office/drawing/2014/chartex" xmlns:cx1="http://schemas.microsoft.com/office/drawing/2015/9/8/chartex" xmlns:cx2="http://schemas.microsoft.com/office/drawing/2015/10/21/chartex" xmlns:cx3="http://schemas.microsoft.com/office/drawing/2016/5/9/chartex" xmlns:cx4="http://schemas.microsoft.com/office/drawing/2016/5/10/chartex" xmlns:cx5="http://schemas.microsoft.com/office/drawing/2016/5/11/chartex" xmlns:cx6="http://schemas.microsoft.com/office/drawing/2016/5/12/chartex" xmlns:cx7="http://schemas.microsoft.com/office/drawing/2016/5/13/chartex" xmlns:cx8="http://schemas.microsoft.com/office/drawing/2016/5/14/chartex" xmlns:mc="http://schemas.openxmlformats.org/markup-compatibility/2006" xmlns:aink="http://schemas.microsoft.com/office/drawing/2016/ink" xmlns:am3d="http://schemas.microsoft.com/office/drawing/2017/model3d" xmlns:o="urn:schemas-microsoft-com:office:office" xmlns:oel="http://schemas.microsoft.com/office/2019/extlst" xmlns:r="http://schemas.openxmlformats.org/officeDocument/2006/relationships" xmlns:m="http://schemas.openxmlformats.org/officeDocument/2006/math" xmlns:v="urn:schemas-microsoft-com:vml" xmlns:wp14="http://schemas.microsoft.com/office/word/2010/wordprocessingDrawing" xmlns:wp="http://schemas.openxmlformats.org/drawingml/2006/wordprocessingDrawing" xmlns:w10="urn:schemas-microsoft-com:office:word" xmlns:w="http://schemas.openxmlformats.org/wordprocessingml/2006/main" xmlns:w14="http://schemas.microsoft.com/office/word/2010/wordml" xmlns:w15="http://schemas.microsoft.com/office/word/2012/wordml" xmlns:w16cex="http://schemas.microsoft.com/office/word/2018/wordml/cex" xmlns:w16cid="http://schemas.microsoft.com/office/word/2016/wordml/cid" xmlns:w16="http://schemas.microsoft.com/office/word/2018/wordml" xmlns:w16du="http://schemas.microsoft.com/office/word/2023/wordml/word16du" xmlns:w16sdtdh="http://schemas.microsoft.com/office/word/2020/wordml/sdtdatahash" xmlns:w16sdtfl="http://schemas.microsoft.com/office/word/2024/wordml/sdtformatlock" xmlns:w16se="http://schemas.microsoft.com/office/word/2015/wordml/symex" xmlns:wpg="http://schemas.microsoft.com/office/word/2010/wordprocessingGroup" xmlns:wpi="http://schemas.microsoft.com/office/word/2010/wordprocessingInk" xmlns:wne="http://schemas.microsoft.com/office/word/2006/wordml" xmlns:wps="http://schemas.microsoft.com/office/word/2010/wordprocessingShape" mc:Ignorable="w14 w15 w16se w16cid w16 w16cex w16sdtdh w16sdtfl w16du wp14">
   <w:abstractNum w:abstractNumId="0" w15:restartNumberingAfterBreak="0">
+    <w:nsid w:val="0A940B86"/>
+    <w:multiLevelType w:val="hybridMultilevel"/>
+    <w:tmpl w:val="AB100FF0"/>
+    <w:lvl w:ilvl="0" w:tplc="0409000F">
+      <w:start w:val="1"/>
+      <w:numFmt w:val="decimal"/>
+      <w:lvlText w:val="%1."/>
+      <w:lvlJc w:val="left"/>
+      <w:pPr>
+        <w:ind w:left="440" w:hanging="440"/>
+      </w:pPr>
+    </w:lvl>
+    <w:lvl w:ilvl="1" w:tplc="04090019" w:tentative="1">
+      <w:start w:val="1"/>
+      <w:numFmt w:val="lowerLetter"/>
+      <w:lvlText w:val="%2)"/>
+      <w:lvlJc w:val="left"/>
+      <w:pPr>
+        <w:ind w:left="880" w:hanging="440"/>
+      </w:pPr>
+    </w:lvl>
+    <w:lvl w:ilvl="2" w:tplc="0409001B" w:tentative="1">
+      <w:start w:val="1"/>
+      <w:numFmt w:val="lowerRoman"/>
+      <w:lvlText w:val="%3."/>
+      <w:lvlJc w:val="right"/>
+      <w:pPr>
+        <w:ind w:left="1320" w:hanging="440"/>
+      </w:pPr>
+    </w:lvl>
+    <w:lvl w:ilvl="3" w:tplc="0409000F" w:tentative="1">
+      <w:start w:val="1"/>
+      <w:numFmt w:val="decimal"/>
+      <w:lvlText w:val="%4."/>
+      <w:lvlJc w:val="left"/>
+      <w:pPr>
+        <w:ind w:left="1760" w:hanging="440"/>
+      </w:pPr>
+    </w:lvl>
+    <w:lvl w:ilvl="4" w:tplc="04090019" w:tentative="1">
+      <w:start w:val="1"/>
+      <w:numFmt w:val="lowerLetter"/>
+      <w:lvlText w:val="%5)"/>
+      <w:lvlJc w:val="left"/>
+      <w:pPr>
+        <w:ind w:left="2200" w:hanging="440"/>
+      </w:pPr>
+    </w:lvl>
+    <w:lvl w:ilvl="5" w:tplc="0409001B" w:tentative="1">
+      <w:start w:val="1"/>
+      <w:numFmt w:val="lowerRoman"/>
+      <w:lvlText w:val="%6."/>
+      <w:lvlJc w:val="right"/>
+      <w:pPr>
+        <w:ind w:left="2640" w:hanging="440"/>
+      </w:pPr>
+    </w:lvl>
+    <w:lvl w:ilvl="6" w:tplc="0409000F" w:tentative="1">
+      <w:start w:val="1"/>
+      <w:numFmt w:val="decimal"/>
+      <w:lvlText w:val="%7."/>
+      <w:lvlJc w:val="left"/>
+      <w:pPr>
+        <w:ind w:left="3080" w:hanging="440"/>
+      </w:pPr>
+    </w:lvl>
+    <w:lvl w:ilvl="7" w:tplc="04090019" w:tentative="1">
+      <w:start w:val="1"/>
+      <w:numFmt w:val="lowerLetter"/>
+      <w:lvlText w:val="%8)"/>
+      <w:lvlJc w:val="left"/>
+      <w:pPr>
+        <w:ind w:left="3520" w:hanging="440"/>
+      </w:pPr>
+    </w:lvl>
+    <w:lvl w:ilvl="8" w:tplc="0409001B" w:tentative="1">
+      <w:start w:val="1"/>
+      <w:numFmt w:val="lowerRoman"/>
+      <w:lvlText w:val="%9."/>
+      <w:lvlJc w:val="right"/>
+      <w:pPr>
+        <w:ind w:left="3960" w:hanging="440"/>
+      </w:pPr>
+    </w:lvl>
+  </w:abstractNum>
+  <w:abstractNum w:abstractNumId="1" w15:restartNumberingAfterBreak="0">
     <w:nsid w:val="111B6E41"/>
     <w:multiLevelType w:val="hybridMultilevel"/>
     <w:tmpl w:val="FECECD98"/>
@@ -441,7 +1543,93 @@
       </w:rPr>
     </w:lvl>
   </w:abstractNum>
-  <w:abstractNum w:abstractNumId="1" w15:restartNumberingAfterBreak="0">
+  <w:abstractNum w:abstractNumId="2" w15:restartNumberingAfterBreak="0">
+    <w:nsid w:val="11C56183"/>
+    <w:multiLevelType w:val="hybridMultilevel"/>
+    <w:tmpl w:val="64F46296"/>
+    <w:lvl w:ilvl="0" w:tplc="0409000F">
+      <w:start w:val="1"/>
+      <w:numFmt w:val="decimal"/>
+      <w:lvlText w:val="%1."/>
+      <w:lvlJc w:val="left"/>
+      <w:pPr>
+        <w:ind w:left="875" w:hanging="440"/>
+      </w:pPr>
+    </w:lvl>
+    <w:lvl w:ilvl="1" w:tplc="04090019" w:tentative="1">
+      <w:start w:val="1"/>
+      <w:numFmt w:val="lowerLetter"/>
+      <w:lvlText w:val="%2)"/>
+      <w:lvlJc w:val="left"/>
+      <w:pPr>
+        <w:ind w:left="1315" w:hanging="440"/>
+      </w:pPr>
+    </w:lvl>
+    <w:lvl w:ilvl="2" w:tplc="0409001B" w:tentative="1">
+      <w:start w:val="1"/>
+      <w:numFmt w:val="lowerRoman"/>
+      <w:lvlText w:val="%3."/>
+      <w:lvlJc w:val="right"/>
+      <w:pPr>
+        <w:ind w:left="1755" w:hanging="440"/>
+      </w:pPr>
+    </w:lvl>
+    <w:lvl w:ilvl="3" w:tplc="0409000F" w:tentative="1">
+      <w:start w:val="1"/>
+      <w:numFmt w:val="decimal"/>
+      <w:lvlText w:val="%4."/>
+      <w:lvlJc w:val="left"/>
+      <w:pPr>
+        <w:ind w:left="2195" w:hanging="440"/>
+      </w:pPr>
+    </w:lvl>
+    <w:lvl w:ilvl="4" w:tplc="04090019" w:tentative="1">
+      <w:start w:val="1"/>
+      <w:numFmt w:val="lowerLetter"/>
+      <w:lvlText w:val="%5)"/>
+      <w:lvlJc w:val="left"/>
+      <w:pPr>
+        <w:ind w:left="2635" w:hanging="440"/>
+      </w:pPr>
+    </w:lvl>
+    <w:lvl w:ilvl="5" w:tplc="0409001B" w:tentative="1">
+      <w:start w:val="1"/>
+      <w:numFmt w:val="lowerRoman"/>
+      <w:lvlText w:val="%6."/>
+      <w:lvlJc w:val="right"/>
+      <w:pPr>
+        <w:ind w:left="3075" w:hanging="440"/>
+      </w:pPr>
+    </w:lvl>
+    <w:lvl w:ilvl="6" w:tplc="0409000F" w:tentative="1">
+      <w:start w:val="1"/>
+      <w:numFmt w:val="decimal"/>
+      <w:lvlText w:val="%7."/>
+      <w:lvlJc w:val="left"/>
+      <w:pPr>
+        <w:ind w:left="3515" w:hanging="440"/>
+      </w:pPr>
+    </w:lvl>
+    <w:lvl w:ilvl="7" w:tplc="04090019" w:tentative="1">
+      <w:start w:val="1"/>
+      <w:numFmt w:val="lowerLetter"/>
+      <w:lvlText w:val="%8)"/>
+      <w:lvlJc w:val="left"/>
+      <w:pPr>
+        <w:ind w:left="3955" w:hanging="440"/>
+      </w:pPr>
+    </w:lvl>
+    <w:lvl w:ilvl="8" w:tplc="0409001B" w:tentative="1">
+      <w:start w:val="1"/>
+      <w:numFmt w:val="lowerRoman"/>
+      <w:lvlText w:val="%9."/>
+      <w:lvlJc w:val="right"/>
+      <w:pPr>
+        <w:ind w:left="4395" w:hanging="440"/>
+      </w:pPr>
+    </w:lvl>
+  </w:abstractNum>
+  <w:abstractNum w:abstractNumId="3" w15:restartNumberingAfterBreak="0">
     <w:nsid w:val="35D9073B"/>
     <w:multiLevelType w:val="hybridMultilevel"/>
     <w:tmpl w:val="974CE5B4"/>
@@ -554,11 +1742,222 @@
       </w:rPr>
     </w:lvl>
   </w:abstractNum>
+  <w:abstractNum w:abstractNumId="4" w15:restartNumberingAfterBreak="0">
+    <w:nsid w:val="5B6F07C0"/>
+    <w:multiLevelType w:val="hybridMultilevel"/>
+    <w:tmpl w:val="8196BE9C"/>
+    <w:lvl w:ilvl="0" w:tplc="B6B25E5E">
+      <w:start w:val="1"/>
+      <w:numFmt w:val="bullet"/>
+      <w:lvlText w:val=""/>
+      <w:lvlJc w:val="left"/>
+      <w:pPr>
+        <w:ind w:left="440" w:hanging="440"/>
+      </w:pPr>
+      <w:rPr>
+        <w:rFonts w:ascii="Wingdings" w:hAnsi="Wingdings" w:hint="default"/>
+      </w:rPr>
+    </w:lvl>
+    <w:lvl w:ilvl="1" w:tplc="04090003" w:tentative="1">
+      <w:start w:val="1"/>
+      <w:numFmt w:val="bullet"/>
+      <w:lvlText w:val=""/>
+      <w:lvlJc w:val="left"/>
+      <w:pPr>
+        <w:ind w:left="880" w:hanging="440"/>
+      </w:pPr>
+      <w:rPr>
+        <w:rFonts w:ascii="Wingdings" w:hAnsi="Wingdings" w:hint="default"/>
+      </w:rPr>
+    </w:lvl>
+    <w:lvl w:ilvl="2" w:tplc="04090005" w:tentative="1">
+      <w:start w:val="1"/>
+      <w:numFmt w:val="bullet"/>
+      <w:lvlText w:val=""/>
+      <w:lvlJc w:val="left"/>
+      <w:pPr>
+        <w:ind w:left="1320" w:hanging="440"/>
+      </w:pPr>
+      <w:rPr>
+        <w:rFonts w:ascii="Wingdings" w:hAnsi="Wingdings" w:hint="default"/>
+      </w:rPr>
+    </w:lvl>
+    <w:lvl w:ilvl="3" w:tplc="04090001" w:tentative="1">
+      <w:start w:val="1"/>
+      <w:numFmt w:val="bullet"/>
+      <w:lvlText w:val=""/>
+      <w:lvlJc w:val="left"/>
+      <w:pPr>
+        <w:ind w:left="1760" w:hanging="440"/>
+      </w:pPr>
+      <w:rPr>
+        <w:rFonts w:ascii="Wingdings" w:hAnsi="Wingdings" w:hint="default"/>
+      </w:rPr>
+    </w:lvl>
+    <w:lvl w:ilvl="4" w:tplc="04090003" w:tentative="1">
+      <w:start w:val="1"/>
+      <w:numFmt w:val="bullet"/>
+      <w:lvlText w:val=""/>
+      <w:lvlJc w:val="left"/>
+      <w:pPr>
+        <w:ind w:left="2200" w:hanging="440"/>
+      </w:pPr>
+      <w:rPr>
+        <w:rFonts w:ascii="Wingdings" w:hAnsi="Wingdings" w:hint="default"/>
+      </w:rPr>
+    </w:lvl>
+    <w:lvl w:ilvl="5" w:tplc="04090005" w:tentative="1">
+      <w:start w:val="1"/>
+      <w:numFmt w:val="bullet"/>
+      <w:lvlText w:val=""/>
+      <w:lvlJc w:val="left"/>
+      <w:pPr>
+        <w:ind w:left="2640" w:hanging="440"/>
+      </w:pPr>
+      <w:rPr>
+        <w:rFonts w:ascii="Wingdings" w:hAnsi="Wingdings" w:hint="default"/>
+      </w:rPr>
+    </w:lvl>
+    <w:lvl w:ilvl="6" w:tplc="04090001" w:tentative="1">
+      <w:start w:val="1"/>
+      <w:numFmt w:val="bullet"/>
+      <w:lvlText w:val=""/>
+      <w:lvlJc w:val="left"/>
+      <w:pPr>
+        <w:ind w:left="3080" w:hanging="440"/>
+      </w:pPr>
+      <w:rPr>
+        <w:rFonts w:ascii="Wingdings" w:hAnsi="Wingdings" w:hint="default"/>
+      </w:rPr>
+    </w:lvl>
+    <w:lvl w:ilvl="7" w:tplc="04090003" w:tentative="1">
+      <w:start w:val="1"/>
+      <w:numFmt w:val="bullet"/>
+      <w:lvlText w:val=""/>
+      <w:lvlJc w:val="left"/>
+      <w:pPr>
+        <w:ind w:left="3520" w:hanging="440"/>
+      </w:pPr>
+      <w:rPr>
+        <w:rFonts w:ascii="Wingdings" w:hAnsi="Wingdings" w:hint="default"/>
+      </w:rPr>
+    </w:lvl>
+    <w:lvl w:ilvl="8" w:tplc="04090005" w:tentative="1">
+      <w:start w:val="1"/>
+      <w:numFmt w:val="bullet"/>
+      <w:lvlText w:val=""/>
+      <w:lvlJc w:val="left"/>
+      <w:pPr>
+        <w:ind w:left="3960" w:hanging="440"/>
+      </w:pPr>
+      <w:rPr>
+        <w:rFonts w:ascii="Wingdings" w:hAnsi="Wingdings" w:hint="default"/>
+      </w:rPr>
+    </w:lvl>
+  </w:abstractNum>
+  <w:abstractNum w:abstractNumId="5" w15:restartNumberingAfterBreak="0">
+    <w:nsid w:val="68781B3C"/>
+    <w:multiLevelType w:val="hybridMultilevel"/>
+    <w:tmpl w:val="56DC9BA6"/>
+    <w:lvl w:ilvl="0" w:tplc="0409000F">
+      <w:start w:val="1"/>
+      <w:numFmt w:val="decimal"/>
+      <w:lvlText w:val="%1."/>
+      <w:lvlJc w:val="left"/>
+      <w:pPr>
+        <w:ind w:left="440" w:hanging="440"/>
+      </w:pPr>
+    </w:lvl>
+    <w:lvl w:ilvl="1" w:tplc="04090019" w:tentative="1">
+      <w:start w:val="1"/>
+      <w:numFmt w:val="lowerLetter"/>
+      <w:lvlText w:val="%2)"/>
+      <w:lvlJc w:val="left"/>
+      <w:pPr>
+        <w:ind w:left="880" w:hanging="440"/>
+      </w:pPr>
+    </w:lvl>
+    <w:lvl w:ilvl="2" w:tplc="0409001B" w:tentative="1">
+      <w:start w:val="1"/>
+      <w:numFmt w:val="lowerRoman"/>
+      <w:lvlText w:val="%3."/>
+      <w:lvlJc w:val="right"/>
+      <w:pPr>
+        <w:ind w:left="1320" w:hanging="440"/>
+      </w:pPr>
+    </w:lvl>
+    <w:lvl w:ilvl="3" w:tplc="0409000F" w:tentative="1">
+      <w:start w:val="1"/>
+      <w:numFmt w:val="decimal"/>
+      <w:lvlText w:val="%4."/>
+      <w:lvlJc w:val="left"/>
+      <w:pPr>
+        <w:ind w:left="1760" w:hanging="440"/>
+      </w:pPr>
+    </w:lvl>
+    <w:lvl w:ilvl="4" w:tplc="04090019" w:tentative="1">
+      <w:start w:val="1"/>
+      <w:numFmt w:val="lowerLetter"/>
+      <w:lvlText w:val="%5)"/>
+      <w:lvlJc w:val="left"/>
+      <w:pPr>
+        <w:ind w:left="2200" w:hanging="440"/>
+      </w:pPr>
+    </w:lvl>
+    <w:lvl w:ilvl="5" w:tplc="0409001B" w:tentative="1">
+      <w:start w:val="1"/>
+      <w:numFmt w:val="lowerRoman"/>
+      <w:lvlText w:val="%6."/>
+      <w:lvlJc w:val="right"/>
+      <w:pPr>
+        <w:ind w:left="2640" w:hanging="440"/>
+      </w:pPr>
+    </w:lvl>
+    <w:lvl w:ilvl="6" w:tplc="0409000F" w:tentative="1">
+      <w:start w:val="1"/>
+      <w:numFmt w:val="decimal"/>
+      <w:lvlText w:val="%7."/>
+      <w:lvlJc w:val="left"/>
+      <w:pPr>
+        <w:ind w:left="3080" w:hanging="440"/>
+      </w:pPr>
+    </w:lvl>
+    <w:lvl w:ilvl="7" w:tplc="04090019" w:tentative="1">
+      <w:start w:val="1"/>
+      <w:numFmt w:val="lowerLetter"/>
+      <w:lvlText w:val="%8)"/>
+      <w:lvlJc w:val="left"/>
+      <w:pPr>
+        <w:ind w:left="3520" w:hanging="440"/>
+      </w:pPr>
+    </w:lvl>
+    <w:lvl w:ilvl="8" w:tplc="0409001B" w:tentative="1">
+      <w:start w:val="1"/>
+      <w:numFmt w:val="lowerRoman"/>
+      <w:lvlText w:val="%9."/>
+      <w:lvlJc w:val="right"/>
+      <w:pPr>
+        <w:ind w:left="3960" w:hanging="440"/>
+      </w:pPr>
+    </w:lvl>
+  </w:abstractNum>
   <w:num w:numId="1" w16cid:durableId="1957322334">
-    <w:abstractNumId w:val="0"/>
+    <w:abstractNumId w:val="1"/>
   </w:num>
   <w:num w:numId="2" w16cid:durableId="59985799">
-    <w:abstractNumId w:val="1"/>
+    <w:abstractNumId w:val="3"/>
+  </w:num>
+  <w:num w:numId="3" w16cid:durableId="1943225981">
+    <w:abstractNumId w:val="4"/>
+  </w:num>
+  <w:num w:numId="4" w16cid:durableId="631330381">
+    <w:abstractNumId w:val="2"/>
+  </w:num>
+  <w:num w:numId="5" w16cid:durableId="534389724">
+    <w:abstractNumId w:val="5"/>
+  </w:num>
+  <w:num w:numId="6" w16cid:durableId="1483280131">
+    <w:abstractNumId w:val="0"/>
   </w:num>
 </w:numbering>
 </file>
@@ -1170,7 +2569,6 @@
   <w:style w:type="character" w:default="1" w:styleId="a0">
     <w:name w:val="Default Paragraph Font"/>
     <w:uiPriority w:val="1"/>
-    <w:semiHidden/>
     <w:unhideWhenUsed/>
   </w:style>
   <w:style w:type="table" w:default="1" w:styleId="a1">
@@ -1485,6 +2883,41 @@
       <w:smallCaps/>
       <w:color w:val="0F4761" w:themeColor="accent1" w:themeShade="BF"/>
       <w:spacing w:val="5"/>
+    </w:rPr>
+  </w:style>
+  <w:style w:type="character" w:styleId="ae">
+    <w:name w:val="Hyperlink"/>
+    <w:basedOn w:val="a0"/>
+    <w:uiPriority w:val="99"/>
+    <w:unhideWhenUsed/>
+    <w:rsid w:val="00305C2E"/>
+    <w:rPr>
+      <w:color w:val="467886" w:themeColor="hyperlink"/>
+      <w:u w:val="single"/>
+    </w:rPr>
+  </w:style>
+  <w:style w:type="character" w:styleId="af">
+    <w:name w:val="Unresolved Mention"/>
+    <w:basedOn w:val="a0"/>
+    <w:uiPriority w:val="99"/>
+    <w:semiHidden/>
+    <w:unhideWhenUsed/>
+    <w:rsid w:val="00305C2E"/>
+    <w:rPr>
+      <w:color w:val="605E5C"/>
+      <w:shd w:val="clear" w:color="auto" w:fill="E1DFDD"/>
+    </w:rPr>
+  </w:style>
+  <w:style w:type="character" w:styleId="af0">
+    <w:name w:val="FollowedHyperlink"/>
+    <w:basedOn w:val="a0"/>
+    <w:uiPriority w:val="99"/>
+    <w:semiHidden/>
+    <w:unhideWhenUsed/>
+    <w:rsid w:val="00305C2E"/>
+    <w:rPr>
+      <w:color w:val="96607D" w:themeColor="followedHyperlink"/>
+      <w:u w:val="single"/>
     </w:rPr>
   </w:style>
 </w:styles>
